--- a/downloads/fiches/bts_forge_fiche_evaluation.docx
+++ b/downloads/fiches/bts_forge_fiche_evaluation.docx
@@ -11,8 +11,9 @@
           <w:b/>
           <w:color w:val="1F4E79"/>
           <w:sz w:val="32"/>
+          <w:lang w:val="fr-FR" w:eastAsia="fr-FR" w:bidi="fr-FR"/>
         </w:rPr>
-        <w:t>Fiche d'evaluation reconstituee - BTS Forge</w:t>
+        <w:t>Fiche d'évaluation reconstituée - BTS Forge</w:t>
       </w:r>
     </w:p>
     <w:p>
@@ -23,8 +24,9 @@
         <w:rPr>
           <w:i/>
           <w:sz w:val="21"/>
+          <w:lang w:val="fr-FR" w:eastAsia="fr-FR" w:bidi="fr-FR"/>
         </w:rPr>
-        <w:t>Support evalue : Gestion et suivi de realisation en entreprise | Modalite : A confirmer</w:t>
+        <w:t>Support évalué : Gestion et suivi de réalisation en entreprise | Modalité : Mixte selon voie</w:t>
       </w:r>
     </w:p>
     <w:p>
@@ -35,8 +37,9 @@
         <w:rPr>
           <w:b/>
           <w:color w:val="C0504D"/>
+          <w:lang w:val="fr-FR" w:eastAsia="fr-FR" w:bidi="fr-FR"/>
         </w:rPr>
-        <w:t>Trame minimale a completer</w:t>
+        <w:t>Trame minimale à compléter</w:t>
       </w:r>
     </w:p>
     <w:p>
@@ -46,8 +49,9 @@
       <w:r>
         <w:rPr>
           <w:i/>
+          <w:lang w:val="fr-FR" w:eastAsia="fr-FR" w:bidi="fr-FR"/>
         </w:rPr>
-        <w:t>Cette fiche est une reconstitution de travail a partir des sources publiques reperees au 28/04/2026. Elle ne remplace pas un formulaire national opposable lorsqu'une grille officielle complete existe par ailleurs. La modalite exacte (CCF ou ponctuelle) reste a confirmer sur la base des textes disponibles.</w:t>
+        <w:t>Cette fiche est une reconstitution de travail à partir des sources publiques repérées au 2026-05-06. Elle ne remplace pas un formulaire national opposable lorsqu'une grille officielle complète existe par ailleurs.</w:t>
       </w:r>
     </w:p>
     <w:tbl>
@@ -74,6 +78,7 @@
             <w:r>
               <w:rPr>
                 <w:b/>
+                <w:lang w:val="fr-FR" w:eastAsia="fr-FR" w:bidi="fr-FR"/>
               </w:rPr>
               <w:t>BTS</w:t>
             </w:r>
@@ -86,6 +91,9 @@
           </w:tcPr>
           <w:p>
             <w:r>
+              <w:rPr>
+                <w:lang w:val="fr-FR" w:eastAsia="fr-FR" w:bidi="fr-FR"/>
+              </w:rPr>
               <w:t>BTS Forge</w:t>
             </w:r>
           </w:p>
@@ -100,8 +108,9 @@
             <w:r>
               <w:rPr>
                 <w:b/>
+                <w:lang w:val="fr-FR" w:eastAsia="fr-FR" w:bidi="fr-FR"/>
               </w:rPr>
-              <w:t>Modalite</w:t>
+              <w:t>Modalité</w:t>
             </w:r>
           </w:p>
         </w:tc>
@@ -112,7 +121,10 @@
           </w:tcPr>
           <w:p>
             <w:r>
-              <w:t>A confirmer</w:t>
+              <w:rPr>
+                <w:lang w:val="fr-FR" w:eastAsia="fr-FR" w:bidi="fr-FR"/>
+              </w:rPr>
+              <w:t>Mixte selon voie</w:t>
             </w:r>
           </w:p>
         </w:tc>
@@ -128,6 +140,7 @@
             <w:r>
               <w:rPr>
                 <w:b/>
+                <w:lang w:val="fr-FR" w:eastAsia="fr-FR" w:bidi="fr-FR"/>
               </w:rPr>
               <w:t>Option</w:t>
             </w:r>
@@ -140,7 +153,10 @@
           </w:tcPr>
           <w:p>
             <w:r>
-              <w:t>Sans option specifiee</w:t>
+              <w:rPr>
+                <w:lang w:val="fr-FR" w:eastAsia="fr-FR" w:bidi="fr-FR"/>
+              </w:rPr>
+              <w:t>Sans option spécifiée</w:t>
             </w:r>
           </w:p>
         </w:tc>
@@ -154,6 +170,7 @@
             <w:r>
               <w:rPr>
                 <w:b/>
+                <w:lang w:val="fr-FR" w:eastAsia="fr-FR" w:bidi="fr-FR"/>
               </w:rPr>
               <w:t>Statut documentaire</w:t>
             </w:r>
@@ -166,7 +183,10 @@
           </w:tcPr>
           <w:p>
             <w:r>
-              <w:t>Repere officiel dans l'annexe 2020 - modalite CCF a verifier</w:t>
+              <w:rPr>
+                <w:lang w:val="fr-FR" w:eastAsia="fr-FR" w:bidi="fr-FR"/>
+              </w:rPr>
+              <w:t>CCF ou ponctuelle selon voie ; dossier support confirme</w:t>
             </w:r>
           </w:p>
         </w:tc>
@@ -182,6 +202,7 @@
             <w:r>
               <w:rPr>
                 <w:b/>
+                <w:lang w:val="fr-FR" w:eastAsia="fr-FR" w:bidi="fr-FR"/>
               </w:rPr>
               <w:t>Support</w:t>
             </w:r>
@@ -194,7 +215,10 @@
           </w:tcPr>
           <w:p>
             <w:r>
-              <w:t>Gestion et suivi de realisation en entreprise</w:t>
+              <w:rPr>
+                <w:lang w:val="fr-FR" w:eastAsia="fr-FR" w:bidi="fr-FR"/>
+              </w:rPr>
+              <w:t>Gestion et suivi de réalisation en entreprise</w:t>
             </w:r>
           </w:p>
         </w:tc>
@@ -208,8 +232,9 @@
             <w:r>
               <w:rPr>
                 <w:b/>
+                <w:lang w:val="fr-FR" w:eastAsia="fr-FR" w:bidi="fr-FR"/>
               </w:rPr>
-              <w:t>Epreuve</w:t>
+              <w:t>Épreuve</w:t>
             </w:r>
           </w:p>
         </w:tc>
@@ -220,7 +245,10 @@
           </w:tcPr>
           <w:p>
             <w:r>
-              <w:t>E63 Gestion et suivi de realisation en entreprise</w:t>
+              <w:rPr>
+                <w:lang w:val="fr-FR" w:eastAsia="fr-FR" w:bidi="fr-FR"/>
+              </w:rPr>
+              <w:t>E63 Gestion et suivi de réalisation en entreprise</w:t>
             </w:r>
           </w:p>
         </w:tc>
@@ -236,8 +264,9 @@
             <w:r>
               <w:rPr>
                 <w:b/>
+                <w:lang w:val="fr-FR" w:eastAsia="fr-FR" w:bidi="fr-FR"/>
               </w:rPr>
-              <w:t>Voies / modalites</w:t>
+              <w:t>Voies / modalités</w:t>
             </w:r>
           </w:p>
         </w:tc>
@@ -248,7 +277,10 @@
           </w:tcPr>
           <w:p>
             <w:r>
-              <w:t>Epreuve d'entreprise reperee ; verification CCF a poursuivre.</w:t>
+              <w:rPr>
+                <w:lang w:val="fr-FR" w:eastAsia="fr-FR" w:bidi="fr-FR"/>
+              </w:rPr>
+              <w:t>CCF ou ponctuelle selon voie</w:t>
             </w:r>
           </w:p>
         </w:tc>
@@ -262,6 +294,7 @@
             <w:r>
               <w:rPr>
                 <w:b/>
+                <w:lang w:val="fr-FR" w:eastAsia="fr-FR" w:bidi="fr-FR"/>
               </w:rPr>
               <w:t>Niveau de reconstitution</w:t>
             </w:r>
@@ -274,7 +307,10 @@
           </w:tcPr>
           <w:p>
             <w:r>
-              <w:t>Trame minimale a completer</w:t>
+              <w:rPr>
+                <w:lang w:val="fr-FR" w:eastAsia="fr-FR" w:bidi="fr-FR"/>
+              </w:rPr>
+              <w:t>Trame minimale à compléter</w:t>
             </w:r>
           </w:p>
         </w:tc>
@@ -290,8 +326,9 @@
             <w:r>
               <w:rPr>
                 <w:b/>
+                <w:lang w:val="fr-FR" w:eastAsia="fr-FR" w:bidi="fr-FR"/>
               </w:rPr>
-              <w:t>Sources modele</w:t>
+              <w:t>Sources modèle</w:t>
             </w:r>
           </w:p>
         </w:tc>
@@ -302,6 +339,9 @@
           </w:tcPr>
           <w:p>
             <w:r>
+              <w:rPr>
+                <w:lang w:val="fr-FR" w:eastAsia="fr-FR" w:bidi="fr-FR"/>
+              </w:rPr>
               <w:t>L'arrêté de création du BTS Forge (qui est un document Legifrance) indique qu'une fiche d'évaluation est utilisée pour l'épreuve U63 'Gestion et suivi de réalisation en entreprise'. Cette fiche, complétée conjointement par le tuteur en entreprise et l'équipe pédagogique, est communiquée à la commission d'interrogation.</w:t>
             </w:r>
           </w:p>
@@ -316,6 +356,7 @@
             <w:r>
               <w:rPr>
                 <w:b/>
+                <w:lang w:val="fr-FR" w:eastAsia="fr-FR" w:bidi="fr-FR"/>
               </w:rPr>
               <w:t>Document jury</w:t>
             </w:r>
@@ -328,6 +369,9 @@
           </w:tcPr>
           <w:p>
             <w:r>
+              <w:rPr>
+                <w:lang w:val="fr-FR" w:eastAsia="fr-FR" w:bidi="fr-FR"/>
+              </w:rPr>
               <w:t>https://www.legifrance.gouv.fr/jorf/id/JORFTEXT000000770509</w:t>
             </w:r>
           </w:p>
@@ -339,8 +383,9 @@
       <w:r>
         <w:rPr>
           <w:b/>
+          <w:lang w:val="fr-FR" w:eastAsia="fr-FR" w:bidi="fr-FR"/>
         </w:rPr>
-        <w:t>Echelle de positionnement conseillee</w:t>
+        <w:t>Échelle de positionnement conseillée</w:t>
       </w:r>
     </w:p>
     <w:tbl>
@@ -366,6 +411,7 @@
             <w:r>
               <w:rPr>
                 <w:b/>
+                <w:lang w:val="fr-FR" w:eastAsia="fr-FR" w:bidi="fr-FR"/>
               </w:rPr>
               <w:t>NA</w:t>
             </w:r>
@@ -380,6 +426,7 @@
             <w:r>
               <w:rPr>
                 <w:b/>
+                <w:lang w:val="fr-FR" w:eastAsia="fr-FR" w:bidi="fr-FR"/>
               </w:rPr>
               <w:t>PA</w:t>
             </w:r>
@@ -394,6 +441,7 @@
             <w:r>
               <w:rPr>
                 <w:b/>
+                <w:lang w:val="fr-FR" w:eastAsia="fr-FR" w:bidi="fr-FR"/>
               </w:rPr>
               <w:t>A</w:t>
             </w:r>
@@ -408,6 +456,7 @@
             <w:r>
               <w:rPr>
                 <w:b/>
+                <w:lang w:val="fr-FR" w:eastAsia="fr-FR" w:bidi="fr-FR"/>
               </w:rPr>
               <w:t>TB</w:t>
             </w:r>
@@ -421,6 +470,9 @@
           </w:tcPr>
           <w:p>
             <w:r>
+              <w:rPr>
+                <w:lang w:val="fr-FR" w:eastAsia="fr-FR" w:bidi="fr-FR"/>
+              </w:rPr>
               <w:t>Non observable / non acquis</w:t>
             </w:r>
           </w:p>
@@ -431,6 +483,9 @@
           </w:tcPr>
           <w:p>
             <w:r>
+              <w:rPr>
+                <w:lang w:val="fr-FR" w:eastAsia="fr-FR" w:bidi="fr-FR"/>
+              </w:rPr>
               <w:t>Partiellement acquis</w:t>
             </w:r>
           </w:p>
@@ -441,6 +496,9 @@
           </w:tcPr>
           <w:p>
             <w:r>
+              <w:rPr>
+                <w:lang w:val="fr-FR" w:eastAsia="fr-FR" w:bidi="fr-FR"/>
+              </w:rPr>
               <w:t>Acquis</w:t>
             </w:r>
           </w:p>
@@ -451,7 +509,10 @@
           </w:tcPr>
           <w:p>
             <w:r>
-              <w:t>Tres bien acquis</w:t>
+              <w:rPr>
+                <w:lang w:val="fr-FR" w:eastAsia="fr-FR" w:bidi="fr-FR"/>
+              </w:rPr>
+              <w:t>Très bien acquis</w:t>
             </w:r>
           </w:p>
         </w:tc>
@@ -462,8 +523,9 @@
       <w:r>
         <w:rPr>
           <w:b/>
+          <w:lang w:val="fr-FR" w:eastAsia="fr-FR" w:bidi="fr-FR"/>
         </w:rPr>
-        <w:t>Grille d'evaluation</w:t>
+        <w:t>Grille d'évaluation</w:t>
       </w:r>
     </w:p>
     <w:tbl>
@@ -500,8 +562,9 @@
               <w:rPr>
                 <w:b/>
                 <w:sz w:val="19"/>
+                <w:lang w:val="fr-FR" w:eastAsia="fr-FR" w:bidi="fr-FR"/>
               </w:rPr>
-              <w:t>Critere evalue</w:t>
+              <w:t>Critère évalué</w:t>
             </w:r>
           </w:p>
         </w:tc>
@@ -519,6 +582,7 @@
               <w:rPr>
                 <w:b/>
                 <w:sz w:val="19"/>
+                <w:lang w:val="fr-FR" w:eastAsia="fr-FR" w:bidi="fr-FR"/>
               </w:rPr>
               <w:t>Indicateurs observables / questions d'appui</w:t>
             </w:r>
@@ -538,6 +602,7 @@
               <w:rPr>
                 <w:b/>
                 <w:sz w:val="19"/>
+                <w:lang w:val="fr-FR" w:eastAsia="fr-FR" w:bidi="fr-FR"/>
               </w:rPr>
               <w:t>NA</w:t>
             </w:r>
@@ -557,6 +622,7 @@
               <w:rPr>
                 <w:b/>
                 <w:sz w:val="19"/>
+                <w:lang w:val="fr-FR" w:eastAsia="fr-FR" w:bidi="fr-FR"/>
               </w:rPr>
               <w:t>PA</w:t>
             </w:r>
@@ -576,6 +642,7 @@
               <w:rPr>
                 <w:b/>
                 <w:sz w:val="19"/>
+                <w:lang w:val="fr-FR" w:eastAsia="fr-FR" w:bidi="fr-FR"/>
               </w:rPr>
               <w:t>A</w:t>
             </w:r>
@@ -595,6 +662,7 @@
               <w:rPr>
                 <w:b/>
                 <w:sz w:val="19"/>
+                <w:lang w:val="fr-FR" w:eastAsia="fr-FR" w:bidi="fr-FR"/>
               </w:rPr>
               <w:t>TB</w:t>
             </w:r>
@@ -614,6 +682,7 @@
               <w:rPr>
                 <w:b/>
                 <w:sz w:val="19"/>
+                <w:lang w:val="fr-FR" w:eastAsia="fr-FR" w:bidi="fr-FR"/>
               </w:rPr>
               <w:t>Observations</w:t>
             </w:r>
@@ -631,6 +700,9 @@
               <w:spacing w:after="0"/>
             </w:pPr>
             <w:r>
+              <w:rPr>
+                <w:lang w:val="fr-FR" w:eastAsia="fr-FR" w:bidi="fr-FR"/>
+              </w:rPr>
               <w:t>Contextualisation de l'entreprise, du service, du chantier ou de l'environnement professionnel</w:t>
             </w:r>
           </w:p>
@@ -645,7 +717,10 @@
               <w:spacing w:after="0"/>
             </w:pPr>
             <w:r>
-              <w:t>Le candidat situe precisement l'organisation, ses missions et le perimetre de son intervention.</w:t>
+              <w:rPr>
+                <w:lang w:val="fr-FR" w:eastAsia="fr-FR" w:bidi="fr-FR"/>
+              </w:rPr>
+              <w:t>Le candidat situe précisément l'organisation, ses missions et le périmètre de son intervention.</w:t>
             </w:r>
           </w:p>
         </w:tc>
@@ -659,7 +734,11 @@
               <w:spacing w:after="0"/>
               <w:jc w:val="center"/>
             </w:pPr>
-            <w:r/>
+            <w:r>
+              <w:rPr>
+                <w:lang w:val="fr-FR" w:eastAsia="fr-FR" w:bidi="fr-FR"/>
+              </w:rPr>
+            </w:r>
           </w:p>
         </w:tc>
         <w:tc>
@@ -672,7 +751,11 @@
               <w:spacing w:after="0"/>
               <w:jc w:val="center"/>
             </w:pPr>
-            <w:r/>
+            <w:r>
+              <w:rPr>
+                <w:lang w:val="fr-FR" w:eastAsia="fr-FR" w:bidi="fr-FR"/>
+              </w:rPr>
+            </w:r>
           </w:p>
         </w:tc>
         <w:tc>
@@ -685,7 +768,11 @@
               <w:spacing w:after="0"/>
               <w:jc w:val="center"/>
             </w:pPr>
-            <w:r/>
+            <w:r>
+              <w:rPr>
+                <w:lang w:val="fr-FR" w:eastAsia="fr-FR" w:bidi="fr-FR"/>
+              </w:rPr>
+            </w:r>
           </w:p>
         </w:tc>
         <w:tc>
@@ -698,7 +785,11 @@
               <w:spacing w:after="0"/>
               <w:jc w:val="center"/>
             </w:pPr>
-            <w:r/>
+            <w:r>
+              <w:rPr>
+                <w:lang w:val="fr-FR" w:eastAsia="fr-FR" w:bidi="fr-FR"/>
+              </w:rPr>
+            </w:r>
           </w:p>
         </w:tc>
         <w:tc>
@@ -710,7 +801,11 @@
             <w:pPr>
               <w:spacing w:after="0"/>
             </w:pPr>
-            <w:r/>
+            <w:r>
+              <w:rPr>
+                <w:lang w:val="fr-FR" w:eastAsia="fr-FR" w:bidi="fr-FR"/>
+              </w:rPr>
+            </w:r>
           </w:p>
         </w:tc>
       </w:tr>
@@ -725,7 +820,10 @@
               <w:spacing w:after="0"/>
             </w:pPr>
             <w:r>
-              <w:t>Description claire des activites, missions ou productions realisees</w:t>
+              <w:rPr>
+                <w:lang w:val="fr-FR" w:eastAsia="fr-FR" w:bidi="fr-FR"/>
+              </w:rPr>
+              <w:t>Description claire des activités, missions ou productions réalisées</w:t>
             </w:r>
           </w:p>
         </w:tc>
@@ -739,7 +837,10 @@
               <w:spacing w:after="0"/>
             </w:pPr>
             <w:r>
-              <w:t>Les techniques, outils et methodes mobilises sont expliques et justifies avec exactitude.</w:t>
+              <w:rPr>
+                <w:lang w:val="fr-FR" w:eastAsia="fr-FR" w:bidi="fr-FR"/>
+              </w:rPr>
+              <w:t>Les techniques, outils et méthodes mobilisés sont expliqués et justifiés avec exactitude.</w:t>
             </w:r>
           </w:p>
         </w:tc>
@@ -753,7 +854,11 @@
               <w:spacing w:after="0"/>
               <w:jc w:val="center"/>
             </w:pPr>
-            <w:r/>
+            <w:r>
+              <w:rPr>
+                <w:lang w:val="fr-FR" w:eastAsia="fr-FR" w:bidi="fr-FR"/>
+              </w:rPr>
+            </w:r>
           </w:p>
         </w:tc>
         <w:tc>
@@ -766,7 +871,11 @@
               <w:spacing w:after="0"/>
               <w:jc w:val="center"/>
             </w:pPr>
-            <w:r/>
+            <w:r>
+              <w:rPr>
+                <w:lang w:val="fr-FR" w:eastAsia="fr-FR" w:bidi="fr-FR"/>
+              </w:rPr>
+            </w:r>
           </w:p>
         </w:tc>
         <w:tc>
@@ -779,7 +888,11 @@
               <w:spacing w:after="0"/>
               <w:jc w:val="center"/>
             </w:pPr>
-            <w:r/>
+            <w:r>
+              <w:rPr>
+                <w:lang w:val="fr-FR" w:eastAsia="fr-FR" w:bidi="fr-FR"/>
+              </w:rPr>
+            </w:r>
           </w:p>
         </w:tc>
         <w:tc>
@@ -792,7 +905,11 @@
               <w:spacing w:after="0"/>
               <w:jc w:val="center"/>
             </w:pPr>
-            <w:r/>
+            <w:r>
+              <w:rPr>
+                <w:lang w:val="fr-FR" w:eastAsia="fr-FR" w:bidi="fr-FR"/>
+              </w:rPr>
+            </w:r>
           </w:p>
         </w:tc>
         <w:tc>
@@ -804,7 +921,11 @@
             <w:pPr>
               <w:spacing w:after="0"/>
             </w:pPr>
-            <w:r/>
+            <w:r>
+              <w:rPr>
+                <w:lang w:val="fr-FR" w:eastAsia="fr-FR" w:bidi="fr-FR"/>
+              </w:rPr>
+            </w:r>
           </w:p>
         </w:tc>
       </w:tr>
@@ -819,7 +940,10 @@
               <w:spacing w:after="0"/>
             </w:pPr>
             <w:r>
-              <w:t>Maitrise technique et professionnelle des activites presentees</w:t>
+              <w:rPr>
+                <w:lang w:val="fr-FR" w:eastAsia="fr-FR" w:bidi="fr-FR"/>
+              </w:rPr>
+              <w:t>Maîtrise technique et professionnelle des activités présentées</w:t>
             </w:r>
           </w:p>
         </w:tc>
@@ -833,7 +957,10 @@
               <w:spacing w:after="0"/>
             </w:pPr>
             <w:r>
-              <w:t>Les techniques, outils et methodes mobilises sont expliques et justifies avec exactitude.</w:t>
+              <w:rPr>
+                <w:lang w:val="fr-FR" w:eastAsia="fr-FR" w:bidi="fr-FR"/>
+              </w:rPr>
+              <w:t>Les techniques, outils et méthodes mobilisés sont expliqués et justifiés avec exactitude.</w:t>
             </w:r>
           </w:p>
         </w:tc>
@@ -847,7 +974,11 @@
               <w:spacing w:after="0"/>
               <w:jc w:val="center"/>
             </w:pPr>
-            <w:r/>
+            <w:r>
+              <w:rPr>
+                <w:lang w:val="fr-FR" w:eastAsia="fr-FR" w:bidi="fr-FR"/>
+              </w:rPr>
+            </w:r>
           </w:p>
         </w:tc>
         <w:tc>
@@ -860,7 +991,11 @@
               <w:spacing w:after="0"/>
               <w:jc w:val="center"/>
             </w:pPr>
-            <w:r/>
+            <w:r>
+              <w:rPr>
+                <w:lang w:val="fr-FR" w:eastAsia="fr-FR" w:bidi="fr-FR"/>
+              </w:rPr>
+            </w:r>
           </w:p>
         </w:tc>
         <w:tc>
@@ -873,7 +1008,11 @@
               <w:spacing w:after="0"/>
               <w:jc w:val="center"/>
             </w:pPr>
-            <w:r/>
+            <w:r>
+              <w:rPr>
+                <w:lang w:val="fr-FR" w:eastAsia="fr-FR" w:bidi="fr-FR"/>
+              </w:rPr>
+            </w:r>
           </w:p>
         </w:tc>
         <w:tc>
@@ -886,7 +1025,11 @@
               <w:spacing w:after="0"/>
               <w:jc w:val="center"/>
             </w:pPr>
-            <w:r/>
+            <w:r>
+              <w:rPr>
+                <w:lang w:val="fr-FR" w:eastAsia="fr-FR" w:bidi="fr-FR"/>
+              </w:rPr>
+            </w:r>
           </w:p>
         </w:tc>
         <w:tc>
@@ -898,7 +1041,11 @@
             <w:pPr>
               <w:spacing w:after="0"/>
             </w:pPr>
-            <w:r/>
+            <w:r>
+              <w:rPr>
+                <w:lang w:val="fr-FR" w:eastAsia="fr-FR" w:bidi="fr-FR"/>
+              </w:rPr>
+            </w:r>
           </w:p>
         </w:tc>
       </w:tr>
@@ -913,7 +1060,10 @@
               <w:spacing w:after="0"/>
             </w:pPr>
             <w:r>
-              <w:t>Organisation, suivi et pilotage de l'activite ou du projet en entreprise</w:t>
+              <w:rPr>
+                <w:lang w:val="fr-FR" w:eastAsia="fr-FR" w:bidi="fr-FR"/>
+              </w:rPr>
+              <w:t>Organisation, suivi et pilotage de l'activité ou du projet en entreprise</w:t>
             </w:r>
           </w:p>
         </w:tc>
@@ -927,7 +1077,10 @@
               <w:spacing w:after="0"/>
             </w:pPr>
             <w:r>
-              <w:t>Le candidat situe precisement l'organisation, ses missions et le perimetre de son intervention.</w:t>
+              <w:rPr>
+                <w:lang w:val="fr-FR" w:eastAsia="fr-FR" w:bidi="fr-FR"/>
+              </w:rPr>
+              <w:t>Le candidat situe précisément l'organisation, ses missions et le périmètre de son intervention.</w:t>
             </w:r>
           </w:p>
         </w:tc>
@@ -941,7 +1094,11 @@
               <w:spacing w:after="0"/>
               <w:jc w:val="center"/>
             </w:pPr>
-            <w:r/>
+            <w:r>
+              <w:rPr>
+                <w:lang w:val="fr-FR" w:eastAsia="fr-FR" w:bidi="fr-FR"/>
+              </w:rPr>
+            </w:r>
           </w:p>
         </w:tc>
         <w:tc>
@@ -954,7 +1111,11 @@
               <w:spacing w:after="0"/>
               <w:jc w:val="center"/>
             </w:pPr>
-            <w:r/>
+            <w:r>
+              <w:rPr>
+                <w:lang w:val="fr-FR" w:eastAsia="fr-FR" w:bidi="fr-FR"/>
+              </w:rPr>
+            </w:r>
           </w:p>
         </w:tc>
         <w:tc>
@@ -967,7 +1128,11 @@
               <w:spacing w:after="0"/>
               <w:jc w:val="center"/>
             </w:pPr>
-            <w:r/>
+            <w:r>
+              <w:rPr>
+                <w:lang w:val="fr-FR" w:eastAsia="fr-FR" w:bidi="fr-FR"/>
+              </w:rPr>
+            </w:r>
           </w:p>
         </w:tc>
         <w:tc>
@@ -980,7 +1145,11 @@
               <w:spacing w:after="0"/>
               <w:jc w:val="center"/>
             </w:pPr>
-            <w:r/>
+            <w:r>
+              <w:rPr>
+                <w:lang w:val="fr-FR" w:eastAsia="fr-FR" w:bidi="fr-FR"/>
+              </w:rPr>
+            </w:r>
           </w:p>
         </w:tc>
         <w:tc>
@@ -992,7 +1161,11 @@
             <w:pPr>
               <w:spacing w:after="0"/>
             </w:pPr>
-            <w:r/>
+            <w:r>
+              <w:rPr>
+                <w:lang w:val="fr-FR" w:eastAsia="fr-FR" w:bidi="fr-FR"/>
+              </w:rPr>
+            </w:r>
           </w:p>
         </w:tc>
       </w:tr>
@@ -1007,7 +1180,10 @@
               <w:spacing w:after="0"/>
             </w:pPr>
             <w:r>
-              <w:t>Analyse des choix, contraintes, resultats et ecarts</w:t>
+              <w:rPr>
+                <w:lang w:val="fr-FR" w:eastAsia="fr-FR" w:bidi="fr-FR"/>
+              </w:rPr>
+              <w:t>Analyse des choix, contraintes, résultats et écarts</w:t>
             </w:r>
           </w:p>
         </w:tc>
@@ -1021,7 +1197,10 @@
               <w:spacing w:after="0"/>
             </w:pPr>
             <w:r>
-              <w:t>Les choix, contraintes, resultats et eventuels ecarts sont analyses avec recul professionnel.</w:t>
+              <w:rPr>
+                <w:lang w:val="fr-FR" w:eastAsia="fr-FR" w:bidi="fr-FR"/>
+              </w:rPr>
+              <w:t>Les choix, contraintes, résultats et éventuels écarts sont analysés avec recul professionnel.</w:t>
             </w:r>
           </w:p>
         </w:tc>
@@ -1035,7 +1214,11 @@
               <w:spacing w:after="0"/>
               <w:jc w:val="center"/>
             </w:pPr>
-            <w:r/>
+            <w:r>
+              <w:rPr>
+                <w:lang w:val="fr-FR" w:eastAsia="fr-FR" w:bidi="fr-FR"/>
+              </w:rPr>
+            </w:r>
           </w:p>
         </w:tc>
         <w:tc>
@@ -1048,7 +1231,11 @@
               <w:spacing w:after="0"/>
               <w:jc w:val="center"/>
             </w:pPr>
-            <w:r/>
+            <w:r>
+              <w:rPr>
+                <w:lang w:val="fr-FR" w:eastAsia="fr-FR" w:bidi="fr-FR"/>
+              </w:rPr>
+            </w:r>
           </w:p>
         </w:tc>
         <w:tc>
@@ -1061,7 +1248,11 @@
               <w:spacing w:after="0"/>
               <w:jc w:val="center"/>
             </w:pPr>
-            <w:r/>
+            <w:r>
+              <w:rPr>
+                <w:lang w:val="fr-FR" w:eastAsia="fr-FR" w:bidi="fr-FR"/>
+              </w:rPr>
+            </w:r>
           </w:p>
         </w:tc>
         <w:tc>
@@ -1074,7 +1265,11 @@
               <w:spacing w:after="0"/>
               <w:jc w:val="center"/>
             </w:pPr>
-            <w:r/>
+            <w:r>
+              <w:rPr>
+                <w:lang w:val="fr-FR" w:eastAsia="fr-FR" w:bidi="fr-FR"/>
+              </w:rPr>
+            </w:r>
           </w:p>
         </w:tc>
         <w:tc>
@@ -1086,7 +1281,11 @@
             <w:pPr>
               <w:spacing w:after="0"/>
             </w:pPr>
-            <w:r/>
+            <w:r>
+              <w:rPr>
+                <w:lang w:val="fr-FR" w:eastAsia="fr-FR" w:bidi="fr-FR"/>
+              </w:rPr>
+            </w:r>
           </w:p>
         </w:tc>
       </w:tr>
@@ -1101,7 +1300,10 @@
               <w:spacing w:after="0"/>
             </w:pPr>
             <w:r>
-              <w:t>Respect des regles de qualite, de securite, de methode et de tracabilite</w:t>
+              <w:rPr>
+                <w:lang w:val="fr-FR" w:eastAsia="fr-FR" w:bidi="fr-FR"/>
+              </w:rPr>
+              <w:t>Respect des règles de qualité, de sécurité, de méthode et de traçabilité</w:t>
             </w:r>
           </w:p>
         </w:tc>
@@ -1115,7 +1317,10 @@
               <w:spacing w:after="0"/>
             </w:pPr>
             <w:r>
-              <w:t>Les exigences de qualite, securite, reglementation et tracabilite sont prises en compte.</w:t>
+              <w:rPr>
+                <w:lang w:val="fr-FR" w:eastAsia="fr-FR" w:bidi="fr-FR"/>
+              </w:rPr>
+              <w:t>Éléments observables explicitables dans le support écrit et confirmables lors de l'entretien.</w:t>
             </w:r>
           </w:p>
         </w:tc>
@@ -1129,7 +1334,11 @@
               <w:spacing w:after="0"/>
               <w:jc w:val="center"/>
             </w:pPr>
-            <w:r/>
+            <w:r>
+              <w:rPr>
+                <w:lang w:val="fr-FR" w:eastAsia="fr-FR" w:bidi="fr-FR"/>
+              </w:rPr>
+            </w:r>
           </w:p>
         </w:tc>
         <w:tc>
@@ -1142,7 +1351,11 @@
               <w:spacing w:after="0"/>
               <w:jc w:val="center"/>
             </w:pPr>
-            <w:r/>
+            <w:r>
+              <w:rPr>
+                <w:lang w:val="fr-FR" w:eastAsia="fr-FR" w:bidi="fr-FR"/>
+              </w:rPr>
+            </w:r>
           </w:p>
         </w:tc>
         <w:tc>
@@ -1155,7 +1368,11 @@
               <w:spacing w:after="0"/>
               <w:jc w:val="center"/>
             </w:pPr>
-            <w:r/>
+            <w:r>
+              <w:rPr>
+                <w:lang w:val="fr-FR" w:eastAsia="fr-FR" w:bidi="fr-FR"/>
+              </w:rPr>
+            </w:r>
           </w:p>
         </w:tc>
         <w:tc>
@@ -1168,7 +1385,11 @@
               <w:spacing w:after="0"/>
               <w:jc w:val="center"/>
             </w:pPr>
-            <w:r/>
+            <w:r>
+              <w:rPr>
+                <w:lang w:val="fr-FR" w:eastAsia="fr-FR" w:bidi="fr-FR"/>
+              </w:rPr>
+            </w:r>
           </w:p>
         </w:tc>
         <w:tc>
@@ -1180,7 +1401,11 @@
             <w:pPr>
               <w:spacing w:after="0"/>
             </w:pPr>
-            <w:r/>
+            <w:r>
+              <w:rPr>
+                <w:lang w:val="fr-FR" w:eastAsia="fr-FR" w:bidi="fr-FR"/>
+              </w:rPr>
+            </w:r>
           </w:p>
         </w:tc>
       </w:tr>
@@ -1195,7 +1420,10 @@
               <w:spacing w:after="0"/>
             </w:pPr>
             <w:r>
-              <w:t>Qualite de la presentation orale et capacite d'argumentation</w:t>
+              <w:rPr>
+                <w:lang w:val="fr-FR" w:eastAsia="fr-FR" w:bidi="fr-FR"/>
+              </w:rPr>
+              <w:t>Qualité de la présentation orale et capacité d'argumentation</w:t>
             </w:r>
           </w:p>
         </w:tc>
@@ -1209,7 +1437,10 @@
               <w:spacing w:after="0"/>
             </w:pPr>
             <w:r>
-              <w:t>Les exigences de qualite, securite, reglementation et tracabilite sont prises en compte.</w:t>
+              <w:rPr>
+                <w:lang w:val="fr-FR" w:eastAsia="fr-FR" w:bidi="fr-FR"/>
+              </w:rPr>
+              <w:t>Expression claire, structurée, argumentée et adaptée au questionnement du jury.</w:t>
             </w:r>
           </w:p>
         </w:tc>
@@ -1223,7 +1454,11 @@
               <w:spacing w:after="0"/>
               <w:jc w:val="center"/>
             </w:pPr>
-            <w:r/>
+            <w:r>
+              <w:rPr>
+                <w:lang w:val="fr-FR" w:eastAsia="fr-FR" w:bidi="fr-FR"/>
+              </w:rPr>
+            </w:r>
           </w:p>
         </w:tc>
         <w:tc>
@@ -1236,7 +1471,11 @@
               <w:spacing w:after="0"/>
               <w:jc w:val="center"/>
             </w:pPr>
-            <w:r/>
+            <w:r>
+              <w:rPr>
+                <w:lang w:val="fr-FR" w:eastAsia="fr-FR" w:bidi="fr-FR"/>
+              </w:rPr>
+            </w:r>
           </w:p>
         </w:tc>
         <w:tc>
@@ -1249,7 +1488,11 @@
               <w:spacing w:after="0"/>
               <w:jc w:val="center"/>
             </w:pPr>
-            <w:r/>
+            <w:r>
+              <w:rPr>
+                <w:lang w:val="fr-FR" w:eastAsia="fr-FR" w:bidi="fr-FR"/>
+              </w:rPr>
+            </w:r>
           </w:p>
         </w:tc>
         <w:tc>
@@ -1262,7 +1505,11 @@
               <w:spacing w:after="0"/>
               <w:jc w:val="center"/>
             </w:pPr>
-            <w:r/>
+            <w:r>
+              <w:rPr>
+                <w:lang w:val="fr-FR" w:eastAsia="fr-FR" w:bidi="fr-FR"/>
+              </w:rPr>
+            </w:r>
           </w:p>
         </w:tc>
         <w:tc>
@@ -1274,7 +1521,11 @@
             <w:pPr>
               <w:spacing w:after="0"/>
             </w:pPr>
-            <w:r/>
+            <w:r>
+              <w:rPr>
+                <w:lang w:val="fr-FR" w:eastAsia="fr-FR" w:bidi="fr-FR"/>
+              </w:rPr>
+            </w:r>
           </w:p>
         </w:tc>
       </w:tr>
@@ -1284,8 +1535,9 @@
       <w:r>
         <w:rPr>
           <w:b/>
+          <w:lang w:val="fr-FR" w:eastAsia="fr-FR" w:bidi="fr-FR"/>
         </w:rPr>
-        <w:t>Appreciation synthetique</w:t>
+        <w:t>Appréciation synthétique</w:t>
       </w:r>
     </w:p>
     <w:tbl>
@@ -1309,8 +1561,9 @@
             <w:r>
               <w:rPr>
                 <w:b/>
+                <w:lang w:val="fr-FR" w:eastAsia="fr-FR" w:bidi="fr-FR"/>
               </w:rPr>
-              <w:t>Points forts observes</w:t>
+              <w:t>Points forts observés</w:t>
             </w:r>
           </w:p>
         </w:tc>
@@ -1319,7 +1572,11 @@
             <w:tcW w:type="dxa" w:w="10658"/>
           </w:tcPr>
           <w:p>
-            <w:r/>
+            <w:r>
+              <w:rPr>
+                <w:lang w:val="fr-FR" w:eastAsia="fr-FR" w:bidi="fr-FR"/>
+              </w:rPr>
+            </w:r>
           </w:p>
         </w:tc>
       </w:tr>
@@ -1333,6 +1590,7 @@
             <w:r>
               <w:rPr>
                 <w:b/>
+                <w:lang w:val="fr-FR" w:eastAsia="fr-FR" w:bidi="fr-FR"/>
               </w:rPr>
               <w:t>Axes de progression / vigilance</w:t>
             </w:r>
@@ -1343,7 +1601,11 @@
             <w:tcW w:type="dxa" w:w="10658"/>
           </w:tcPr>
           <w:p>
-            <w:r/>
+            <w:r>
+              <w:rPr>
+                <w:lang w:val="fr-FR" w:eastAsia="fr-FR" w:bidi="fr-FR"/>
+              </w:rPr>
+            </w:r>
           </w:p>
         </w:tc>
       </w:tr>
@@ -1357,8 +1619,9 @@
             <w:r>
               <w:rPr>
                 <w:b/>
+                <w:lang w:val="fr-FR" w:eastAsia="fr-FR" w:bidi="fr-FR"/>
               </w:rPr>
-              <w:t>Decision / note / positionnement local</w:t>
+              <w:t>Décision / note / positionnement local</w:t>
             </w:r>
           </w:p>
         </w:tc>
@@ -1367,7 +1630,11 @@
             <w:tcW w:type="dxa" w:w="10658"/>
           </w:tcPr>
           <w:p>
-            <w:r/>
+            <w:r>
+              <w:rPr>
+                <w:lang w:val="fr-FR" w:eastAsia="fr-FR" w:bidi="fr-FR"/>
+              </w:rPr>
+            </w:r>
           </w:p>
         </w:tc>
       </w:tr>
@@ -1377,27 +1644,33 @@
       <w:r>
         <w:rPr>
           <w:b/>
+          <w:lang w:val="fr-FR" w:eastAsia="fr-FR" w:bidi="fr-FR"/>
         </w:rPr>
         <w:t>Fondement et sources de reconstitution</w:t>
       </w:r>
     </w:p>
     <w:p>
       <w:r>
-        <w:t>Aucune grille integrale publique n'a ete isolee ; la fiche repose sur les indices documentaires disponibles pour ce BTS.</w:t>
+        <w:rPr>
+          <w:lang w:val="fr-FR" w:eastAsia="fr-FR" w:bidi="fr-FR"/>
+        </w:rPr>
+        <w:t>Aucune grille intégrale publique n'a été isolée ; la fiche repose sur les indices documentaires disponibles pour ce BTS.</w:t>
       </w:r>
     </w:p>
     <w:p>
       <w:r>
         <w:rPr>
           <w:sz w:val="17"/>
+          <w:lang w:val="fr-FR" w:eastAsia="fr-FR" w:bidi="fr-FR"/>
         </w:rPr>
-        <w:t>Definition / modalites : https://www.education.gouv.fr/bo/20/Hebdo38/ESRS2019793A.htm</w:t>
+        <w:t>Référentiel : https://www.education.gouv.fr/bo/16/Hebdo13/MENS1604060A.htm</w:t>
       </w:r>
     </w:p>
     <w:p>
       <w:r>
         <w:rPr>
           <w:sz w:val="17"/>
+          <w:lang w:val="fr-FR" w:eastAsia="fr-FR" w:bidi="fr-FR"/>
         </w:rPr>
         <w:t>Document jury : https://www.legifrance.gouv.fr/jorf/id/JORFTEXT000000770509</w:t>
       </w:r>
@@ -1406,8 +1679,9 @@
       <w:r>
         <w:rPr>
           <w:sz w:val="17"/>
+          <w:lang w:val="fr-FR" w:eastAsia="fr-FR" w:bidi="fr-FR"/>
         </w:rPr>
-        <w:t>Source support : https://www.education.gouv.fr/sites/default/files/document/BO_38_MESRI_1336465.pdf-291534.pdf</w:t>
+        <w:t>Source support : https://www.education.gouv.fr/bo/20/Hebdo38/ESRS2019793A.htm</w:t>
       </w:r>
     </w:p>
     <w:sectPr>
@@ -1786,6 +2060,7 @@
     <w:rPr>
       <w:rFonts w:ascii="Aptos" w:hAnsi="Aptos"/>
       <w:sz w:val="20"/>
+      <w:lang w:val="fr-FR" w:eastAsia="fr-FR" w:bidi="fr-FR"/>
     </w:rPr>
   </w:style>
   <w:style w:type="paragraph" w:styleId="Header">

--- a/downloads/fiches/bts_forge_fiche_evaluation.docx
+++ b/downloads/fiches/bts_forge_fiche_evaluation.docx
@@ -186,7 +186,7 @@
               <w:rPr>
                 <w:lang w:val="fr-FR" w:eastAsia="fr-FR" w:bidi="fr-FR"/>
               </w:rPr>
-              <w:t>CCF ou ponctuelle selon voie ; dossier support confirme</w:t>
+              <w:t>CCF ou ponctuelle selon voie ; dossier support confirmé</w:t>
             </w:r>
           </w:p>
         </w:tc>

--- a/downloads/fiches/bts_forge_fiche_evaluation.docx
+++ b/downloads/fiches/bts_forge_fiche_evaluation.docx
@@ -9,11 +9,8 @@
       <w:r>
         <w:rPr>
           <w:b/>
-          <w:color w:val="1F4E79"/>
-          <w:sz w:val="32"/>
-          <w:lang w:val="fr-FR" w:eastAsia="fr-FR" w:bidi="fr-FR"/>
         </w:rPr>
-        <w:t>Fiche d'évaluation reconstituée - BTS Forge</w:t>
+        <w:t>Fiche d'évaluation - BTS Forge</w:t>
       </w:r>
     </w:p>
     <w:p>
@@ -27,31 +24,6 @@
           <w:lang w:val="fr-FR" w:eastAsia="fr-FR" w:bidi="fr-FR"/>
         </w:rPr>
         <w:t>Support évalué : Gestion et suivi de réalisation en entreprise | Modalité : Mixte selon voie</w:t>
-      </w:r>
-    </w:p>
-    <w:p>
-      <w:pPr>
-        <w:jc w:val="center"/>
-      </w:pPr>
-      <w:r>
-        <w:rPr>
-          <w:b/>
-          <w:color w:val="C0504D"/>
-          <w:lang w:val="fr-FR" w:eastAsia="fr-FR" w:bidi="fr-FR"/>
-        </w:rPr>
-        <w:t>Trame minimale à compléter</w:t>
-      </w:r>
-    </w:p>
-    <w:p>
-      <w:pPr>
-        <w:spacing w:after="120"/>
-      </w:pPr>
-      <w:r>
-        <w:rPr>
-          <w:i/>
-          <w:lang w:val="fr-FR" w:eastAsia="fr-FR" w:bidi="fr-FR"/>
-        </w:rPr>
-        <w:t>Cette fiche est une reconstitution de travail à partir des sources publiques repérées au 2026-05-06. Elle ne remplace pas un formulaire national opposable lorsqu'une grille officielle complète existe par ailleurs.</w:t>
       </w:r>
     </w:p>
     <w:tbl>
@@ -108,9 +80,8 @@
             <w:r>
               <w:rPr>
                 <w:b/>
-                <w:lang w:val="fr-FR" w:eastAsia="fr-FR" w:bidi="fr-FR"/>
               </w:rPr>
-              <w:t>Modalité</w:t>
+              <w:t>Modalité d'évaluation</w:t>
             </w:r>
           </w:p>
         </w:tc>
@@ -169,10 +140,8 @@
           <w:p>
             <w:r>
               <w:rPr>
-                <w:b/>
-                <w:lang w:val="fr-FR" w:eastAsia="fr-FR" w:bidi="fr-FR"/>
+                <w:b w:val="0"/>
               </w:rPr>
-              <w:t>Statut documentaire</w:t>
             </w:r>
           </w:p>
         </w:tc>
@@ -184,9 +153,8 @@
           <w:p>
             <w:r>
               <w:rPr>
-                <w:lang w:val="fr-FR" w:eastAsia="fr-FR" w:bidi="fr-FR"/>
+                <w:b w:val="0"/>
               </w:rPr>
-              <w:t>CCF ou ponctuelle selon voie ; dossier support confirmé</w:t>
             </w:r>
           </w:p>
         </w:tc>
@@ -293,10 +261,8 @@
           <w:p>
             <w:r>
               <w:rPr>
-                <w:b/>
-                <w:lang w:val="fr-FR" w:eastAsia="fr-FR" w:bidi="fr-FR"/>
+                <w:b w:val="0"/>
               </w:rPr>
-              <w:t>Niveau de reconstitution</w:t>
             </w:r>
           </w:p>
         </w:tc>
@@ -308,71 +274,8 @@
           <w:p>
             <w:r>
               <w:rPr>
-                <w:lang w:val="fr-FR" w:eastAsia="fr-FR" w:bidi="fr-FR"/>
+                <w:b w:val="0"/>
               </w:rPr>
-              <w:t>Trame minimale à compléter</w:t>
-            </w:r>
-          </w:p>
-        </w:tc>
-      </w:tr>
-      <w:tr>
-        <w:tc>
-          <w:tcPr>
-            <w:tcW w:type="dxa" w:w="1814"/>
-            <w:vAlign w:val="center"/>
-            <w:shd w:fill="D9EAF7"/>
-          </w:tcPr>
-          <w:p>
-            <w:r>
-              <w:rPr>
-                <w:b/>
-                <w:lang w:val="fr-FR" w:eastAsia="fr-FR" w:bidi="fr-FR"/>
-              </w:rPr>
-              <w:t>Sources modèle</w:t>
-            </w:r>
-          </w:p>
-        </w:tc>
-        <w:tc>
-          <w:tcPr>
-            <w:tcW w:type="dxa" w:w="4535"/>
-            <w:vAlign w:val="center"/>
-          </w:tcPr>
-          <w:p>
-            <w:r>
-              <w:rPr>
-                <w:lang w:val="fr-FR" w:eastAsia="fr-FR" w:bidi="fr-FR"/>
-              </w:rPr>
-              <w:t>L'arrêté de création du BTS Forge (qui est un document Legifrance) indique qu'une fiche d'évaluation est utilisée pour l'épreuve U63 'Gestion et suivi de réalisation en entreprise'. Cette fiche, complétée conjointement par le tuteur en entreprise et l'équipe pédagogique, est communiquée à la commission d'interrogation.</w:t>
-            </w:r>
-          </w:p>
-        </w:tc>
-        <w:tc>
-          <w:tcPr>
-            <w:tcW w:type="dxa" w:w="1814"/>
-            <w:vAlign w:val="center"/>
-            <w:shd w:fill="D9EAF7"/>
-          </w:tcPr>
-          <w:p>
-            <w:r>
-              <w:rPr>
-                <w:b/>
-                <w:lang w:val="fr-FR" w:eastAsia="fr-FR" w:bidi="fr-FR"/>
-              </w:rPr>
-              <w:t>Document jury</w:t>
-            </w:r>
-          </w:p>
-        </w:tc>
-        <w:tc>
-          <w:tcPr>
-            <w:tcW w:type="dxa" w:w="6009"/>
-            <w:vAlign w:val="center"/>
-          </w:tcPr>
-          <w:p>
-            <w:r>
-              <w:rPr>
-                <w:lang w:val="fr-FR" w:eastAsia="fr-FR" w:bidi="fr-FR"/>
-              </w:rPr>
-              <w:t>https://www.legifrance.gouv.fr/jorf/id/JORFTEXT000000770509</w:t>
             </w:r>
           </w:p>
         </w:tc>
@@ -1619,9 +1522,8 @@
             <w:r>
               <w:rPr>
                 <w:b/>
-                <w:lang w:val="fr-FR" w:eastAsia="fr-FR" w:bidi="fr-FR"/>
               </w:rPr>
-              <w:t>Décision / note / positionnement local</w:t>
+              <w:t>Note proposée</w:t>
             </w:r>
           </w:p>
         </w:tc>
@@ -1643,27 +1545,9 @@
     <w:p>
       <w:r>
         <w:rPr>
-          <w:b/>
-          <w:lang w:val="fr-FR" w:eastAsia="fr-FR" w:bidi="fr-FR"/>
-        </w:rPr>
-        <w:t>Fondement et sources de reconstitution</w:t>
-      </w:r>
-    </w:p>
-    <w:p>
-      <w:r>
-        <w:rPr>
           <w:lang w:val="fr-FR" w:eastAsia="fr-FR" w:bidi="fr-FR"/>
         </w:rPr>
         <w:t>Aucune grille intégrale publique n'a été isolée ; la fiche repose sur les indices documentaires disponibles pour ce BTS.</w:t>
-      </w:r>
-    </w:p>
-    <w:p>
-      <w:r>
-        <w:rPr>
-          <w:sz w:val="17"/>
-          <w:lang w:val="fr-FR" w:eastAsia="fr-FR" w:bidi="fr-FR"/>
-        </w:rPr>
-        <w:t>Référentiel : https://www.education.gouv.fr/bo/16/Hebdo13/MENS1604060A.htm</w:t>
       </w:r>
     </w:p>
     <w:p>
